--- a/templates/CBB_cong_ty_hop_dong.docx
+++ b/templates/CBB_cong_ty_hop_dong.docx
@@ -6,6 +6,14 @@
       <w:tblPr>
         <w:tblStyle w:val="TableGrid"/>
         <w:tblW w:w="9351" w:type="dxa"/>
+        <w:tblBorders>
+          <w:top w:val="none" w:sz="0" w:space="0" w:color="auto"/>
+          <w:left w:val="none" w:sz="0" w:space="0" w:color="auto"/>
+          <w:bottom w:val="none" w:sz="0" w:space="0" w:color="auto"/>
+          <w:right w:val="none" w:sz="0" w:space="0" w:color="auto"/>
+          <w:insideH w:val="none" w:sz="0" w:space="0" w:color="auto"/>
+          <w:insideV w:val="none" w:sz="0" w:space="0" w:color="auto"/>
+        </w:tblBorders>
         <w:tblLook w:val="04A0" w:firstRow="1" w:lastRow="0" w:firstColumn="1" w:lastColumn="0" w:noHBand="0" w:noVBand="1"/>
       </w:tblPr>
       <w:tblGrid>
@@ -48,6 +56,15 @@
               </w:rPr>
               <w:t>}}</w:t>
             </w:r>
+          </w:p>
+          <w:p>
+            <w:pPr>
+              <w:jc w:val="center"/>
+              <w:rPr>
+                <w:b/>
+                <w:bCs/>
+              </w:rPr>
+            </w:pPr>
           </w:p>
           <w:p>
             <w:pPr>
@@ -240,16 +257,7 @@
           <w:sz w:val="22"/>
           <w:szCs w:val="22"/>
         </w:rPr>
-        <w:t>-</w:t>
-      </w:r>
-      <w:r>
-        <w:rPr>
-          <w:i/>
-          <w:iCs/>
-          <w:sz w:val="22"/>
-          <w:szCs w:val="22"/>
-        </w:rPr>
-        <w:t xml:space="preserve"> </w:t>
+        <w:t xml:space="preserve">- </w:t>
       </w:r>
       <w:proofErr w:type="spellStart"/>
       <w:r>
@@ -489,16 +497,7 @@
           <w:sz w:val="22"/>
           <w:szCs w:val="22"/>
         </w:rPr>
-        <w:t>-</w:t>
-      </w:r>
-      <w:r>
-        <w:rPr>
-          <w:i/>
-          <w:iCs/>
-          <w:sz w:val="22"/>
-          <w:szCs w:val="22"/>
-        </w:rPr>
-        <w:t xml:space="preserve"> </w:t>
+        <w:t xml:space="preserve">- </w:t>
       </w:r>
       <w:proofErr w:type="spellStart"/>
       <w:r>
@@ -758,16 +757,7 @@
           <w:sz w:val="22"/>
           <w:szCs w:val="22"/>
         </w:rPr>
-        <w:t>-</w:t>
-      </w:r>
-      <w:r>
-        <w:rPr>
-          <w:i/>
-          <w:iCs/>
-          <w:sz w:val="22"/>
-          <w:szCs w:val="22"/>
-        </w:rPr>
-        <w:t xml:space="preserve"> </w:t>
+        <w:t xml:space="preserve">- </w:t>
       </w:r>
       <w:proofErr w:type="spellStart"/>
       <w:r>
@@ -1447,25 +1437,7 @@
           <w:sz w:val="22"/>
           <w:szCs w:val="22"/>
         </w:rPr>
-        <w:t>-</w:t>
-      </w:r>
-      <w:r>
-        <w:rPr>
-          <w:i/>
-          <w:iCs/>
-          <w:sz w:val="22"/>
-          <w:szCs w:val="22"/>
-        </w:rPr>
-        <w:t xml:space="preserve"> </w:t>
-      </w:r>
-      <w:r>
-        <w:rPr>
-          <w:i/>
-          <w:iCs/>
-          <w:sz w:val="22"/>
-          <w:szCs w:val="22"/>
-        </w:rPr>
-        <w:t xml:space="preserve">Theo </w:t>
+        <w:t xml:space="preserve">- Theo </w:t>
       </w:r>
       <w:proofErr w:type="spellStart"/>
       <w:r>
@@ -2018,18 +1990,13 @@
       </w:r>
       <w:proofErr w:type="spellEnd"/>
       <w:r>
-        <w:t xml:space="preserve"> </w:t>
-      </w:r>
-      <w:proofErr w:type="gramStart"/>
-      <w:r>
-        <w:t xml:space="preserve">{{ </w:t>
-      </w:r>
-      <w:proofErr w:type="spellStart"/>
-      <w:r>
-        <w:t>donViHopTacXa</w:t>
-      </w:r>
-      <w:proofErr w:type="spellEnd"/>
-      <w:proofErr w:type="gramEnd"/>
+        <w:t xml:space="preserve"> {{</w:t>
+      </w:r>
+      <w:proofErr w:type="spellStart"/>
+      <w:r>
+        <w:t>tenRutGonDonViHTX</w:t>
+      </w:r>
+      <w:proofErr w:type="spellEnd"/>
       <w:r>
         <w:t>}}</w:t>
       </w:r>
@@ -2119,7 +2086,14 @@
           <w:b/>
           <w:bCs/>
         </w:rPr>
-        <w:t>tenDonViHTX</w:t>
+        <w:t>t</w:t>
+      </w:r>
+      <w:r>
+        <w:rPr>
+          <w:b/>
+          <w:bCs/>
+        </w:rPr>
+        <w:t>tenRutGonDonViHTX</w:t>
       </w:r>
       <w:proofErr w:type="spellEnd"/>
       <w:r>
@@ -2409,10 +2383,7 @@
       </w:r>
       <w:proofErr w:type="spellEnd"/>
       <w:r>
-        <w:t>:</w:t>
-      </w:r>
-      <w:r>
-        <w:t xml:space="preserve"> </w:t>
+        <w:t xml:space="preserve">: </w:t>
       </w:r>
       <w:r>
         <w:t>{{</w:t>
@@ -2431,10 +2402,7 @@
         <w:spacing w:after="0" w:line="276" w:lineRule="auto"/>
       </w:pPr>
       <w:r>
-        <w:t>MST:</w:t>
-      </w:r>
-      <w:r>
-        <w:t xml:space="preserve"> {{</w:t>
+        <w:t>MST: {{</w:t>
       </w:r>
       <w:proofErr w:type="spellStart"/>
       <w:r>
@@ -2466,10 +2434,7 @@
       </w:r>
       <w:proofErr w:type="spellEnd"/>
       <w:r>
-        <w:t>:</w:t>
-      </w:r>
-      <w:r>
-        <w:t xml:space="preserve"> {{</w:t>
+        <w:t>: {{</w:t>
       </w:r>
       <w:proofErr w:type="spellStart"/>
       <w:r>
@@ -2496,10 +2461,7 @@
       </w:r>
       <w:proofErr w:type="spellEnd"/>
       <w:r>
-        <w:t>:</w:t>
-      </w:r>
-      <w:r>
-        <w:t xml:space="preserve"> {{</w:t>
+        <w:t>: {{</w:t>
       </w:r>
       <w:proofErr w:type="spellStart"/>
       <w:r>
@@ -3608,14 +3570,7 @@
           <w:bCs/>
         </w:rPr>
         <w:lastRenderedPageBreak/>
-        <w:t>*</w:t>
-      </w:r>
-      <w:r>
-        <w:rPr>
-          <w:b/>
-          <w:bCs/>
-        </w:rPr>
-        <w:t xml:space="preserve"> </w:t>
+        <w:t xml:space="preserve">* </w:t>
       </w:r>
       <w:proofErr w:type="spellStart"/>
       <w:r>
@@ -3656,10 +3611,7 @@
         <w:ind w:firstLine="720"/>
       </w:pPr>
       <w:r>
-        <w:t>-</w:t>
-      </w:r>
-      <w:r>
-        <w:t xml:space="preserve"> </w:t>
+        <w:t xml:space="preserve">- </w:t>
       </w:r>
       <w:proofErr w:type="spellStart"/>
       <w:r>
@@ -4000,21 +3952,7 @@
           <w:b/>
           <w:bCs/>
         </w:rPr>
-        <w:t>*</w:t>
-      </w:r>
-      <w:r>
-        <w:rPr>
-          <w:b/>
-          <w:bCs/>
-        </w:rPr>
-        <w:t xml:space="preserve"> </w:t>
-      </w:r>
-      <w:r>
-        <w:rPr>
-          <w:b/>
-          <w:bCs/>
-        </w:rPr>
-        <w:t xml:space="preserve">Quyền </w:t>
+        <w:t xml:space="preserve">* Quyền </w:t>
       </w:r>
       <w:proofErr w:type="spellStart"/>
       <w:r>
@@ -4039,10 +3977,7 @@
         <w:ind w:firstLine="720"/>
       </w:pPr>
       <w:r>
-        <w:t>-</w:t>
-      </w:r>
-      <w:r>
-        <w:t xml:space="preserve"> </w:t>
+        <w:t xml:space="preserve">- </w:t>
       </w:r>
       <w:proofErr w:type="spellStart"/>
       <w:r>
@@ -4163,10 +4098,7 @@
         <w:ind w:firstLine="720"/>
       </w:pPr>
       <w:r>
-        <w:t>-</w:t>
-      </w:r>
-      <w:r>
-        <w:t xml:space="preserve"> </w:t>
+        <w:t xml:space="preserve">- </w:t>
       </w:r>
       <w:proofErr w:type="spellStart"/>
       <w:r>
@@ -4404,10 +4336,7 @@
         <w:ind w:firstLine="720"/>
       </w:pPr>
       <w:r>
-        <w:t>-</w:t>
-      </w:r>
-      <w:r>
-        <w:t xml:space="preserve"> </w:t>
+        <w:t xml:space="preserve">- </w:t>
       </w:r>
       <w:proofErr w:type="spellStart"/>
       <w:r>
@@ -4744,10 +4673,7 @@
         <w:ind w:firstLine="720"/>
       </w:pPr>
       <w:r>
-        <w:t>-</w:t>
-      </w:r>
-      <w:r>
-        <w:t xml:space="preserve"> </w:t>
+        <w:t xml:space="preserve">- </w:t>
       </w:r>
       <w:proofErr w:type="spellStart"/>
       <w:r>
@@ -5068,10 +4994,7 @@
         <w:ind w:firstLine="720"/>
       </w:pPr>
       <w:r>
-        <w:t>-</w:t>
-      </w:r>
-      <w:r>
-        <w:t xml:space="preserve"> </w:t>
+        <w:t xml:space="preserve">- </w:t>
       </w:r>
       <w:proofErr w:type="spellStart"/>
       <w:r>
@@ -5248,10 +5171,7 @@
         <w:ind w:firstLine="720"/>
       </w:pPr>
       <w:r>
-        <w:t>-</w:t>
-      </w:r>
-      <w:r>
-        <w:t xml:space="preserve"> </w:t>
+        <w:t xml:space="preserve">- </w:t>
       </w:r>
       <w:proofErr w:type="spellStart"/>
       <w:r>
@@ -5412,13 +5332,7 @@
         <w:ind w:firstLine="720"/>
       </w:pPr>
       <w:r>
-        <w:t>-</w:t>
-      </w:r>
-      <w:r>
-        <w:t xml:space="preserve"> </w:t>
-      </w:r>
-      <w:r>
-        <w:t xml:space="preserve">HTX </w:t>
+        <w:t xml:space="preserve">- HTX </w:t>
       </w:r>
       <w:proofErr w:type="spellStart"/>
       <w:r>
@@ -5715,13 +5629,7 @@
         <w:ind w:firstLine="720"/>
       </w:pPr>
       <w:r>
-        <w:t>-</w:t>
-      </w:r>
-      <w:r>
-        <w:t xml:space="preserve"> </w:t>
-      </w:r>
-      <w:r>
-        <w:t xml:space="preserve">HTX </w:t>
+        <w:t xml:space="preserve">- HTX </w:t>
       </w:r>
       <w:proofErr w:type="spellStart"/>
       <w:r>
@@ -6064,14 +5972,7 @@
           <w:b/>
           <w:bCs/>
         </w:rPr>
-        <w:t>*</w:t>
-      </w:r>
-      <w:r>
-        <w:rPr>
-          <w:b/>
-          <w:bCs/>
-        </w:rPr>
-        <w:t xml:space="preserve"> </w:t>
+        <w:t xml:space="preserve">* </w:t>
       </w:r>
       <w:proofErr w:type="spellStart"/>
       <w:r>
@@ -6112,10 +6013,7 @@
         <w:ind w:firstLine="720"/>
       </w:pPr>
       <w:r>
-        <w:t>-</w:t>
-      </w:r>
-      <w:r>
-        <w:t xml:space="preserve"> </w:t>
+        <w:t xml:space="preserve">- </w:t>
       </w:r>
       <w:proofErr w:type="spellStart"/>
       <w:r>
@@ -6588,10 +6486,7 @@
         <w:ind w:firstLine="720"/>
       </w:pPr>
       <w:r>
-        <w:t>-</w:t>
-      </w:r>
-      <w:r>
-        <w:t xml:space="preserve"> </w:t>
+        <w:t xml:space="preserve">- </w:t>
       </w:r>
       <w:proofErr w:type="spellStart"/>
       <w:r>
@@ -6728,10 +6623,7 @@
         <w:ind w:firstLine="720"/>
       </w:pPr>
       <w:r>
-        <w:t>-</w:t>
-      </w:r>
-      <w:r>
-        <w:t xml:space="preserve"> </w:t>
+        <w:t xml:space="preserve">- </w:t>
       </w:r>
       <w:proofErr w:type="spellStart"/>
       <w:r>
@@ -6988,10 +6880,7 @@
         <w:ind w:firstLine="720"/>
       </w:pPr>
       <w:r>
-        <w:t>-</w:t>
-      </w:r>
-      <w:r>
-        <w:t xml:space="preserve"> </w:t>
+        <w:t xml:space="preserve">- </w:t>
       </w:r>
       <w:proofErr w:type="spellStart"/>
       <w:r>
@@ -7224,10 +7113,7 @@
         <w:ind w:firstLine="720"/>
       </w:pPr>
       <w:r>
-        <w:t>-</w:t>
-      </w:r>
-      <w:r>
-        <w:t xml:space="preserve"> </w:t>
+        <w:t xml:space="preserve">- </w:t>
       </w:r>
       <w:proofErr w:type="spellStart"/>
       <w:r>
@@ -7572,10 +7458,7 @@
         <w:ind w:firstLine="720"/>
       </w:pPr>
       <w:r>
-        <w:t>-</w:t>
-      </w:r>
-      <w:r>
-        <w:t xml:space="preserve"> </w:t>
+        <w:t xml:space="preserve">- </w:t>
       </w:r>
       <w:proofErr w:type="spellStart"/>
       <w:r>
@@ -7936,10 +7819,7 @@
         <w:ind w:firstLine="720"/>
       </w:pPr>
       <w:r>
-        <w:t>-</w:t>
-      </w:r>
-      <w:r>
-        <w:t xml:space="preserve"> </w:t>
+        <w:t xml:space="preserve">- </w:t>
       </w:r>
       <w:proofErr w:type="spellStart"/>
       <w:r>
@@ -8355,21 +8235,7 @@
           <w:b/>
           <w:bCs/>
         </w:rPr>
-        <w:t>*</w:t>
-      </w:r>
-      <w:r>
-        <w:rPr>
-          <w:b/>
-          <w:bCs/>
-        </w:rPr>
-        <w:t xml:space="preserve"> </w:t>
-      </w:r>
-      <w:r>
-        <w:rPr>
-          <w:b/>
-          <w:bCs/>
-        </w:rPr>
-        <w:t xml:space="preserve">Quyền </w:t>
+        <w:t xml:space="preserve">* Quyền </w:t>
       </w:r>
       <w:proofErr w:type="spellStart"/>
       <w:r>
@@ -8394,11 +8260,7 @@
         <w:ind w:firstLine="720"/>
       </w:pPr>
       <w:r>
-        <w:lastRenderedPageBreak/>
-        <w:t>-</w:t>
-      </w:r>
-      <w:r>
-        <w:t xml:space="preserve"> </w:t>
+        <w:t xml:space="preserve">- </w:t>
       </w:r>
       <w:proofErr w:type="spellStart"/>
       <w:r>
@@ -8631,10 +8493,8 @@
         <w:ind w:firstLine="720"/>
       </w:pPr>
       <w:r>
-        <w:t>-</w:t>
-      </w:r>
-      <w:r>
-        <w:t xml:space="preserve"> </w:t>
+        <w:lastRenderedPageBreak/>
+        <w:t xml:space="preserve">- </w:t>
       </w:r>
       <w:proofErr w:type="spellStart"/>
       <w:r>
@@ -8851,13 +8711,7 @@
         <w:ind w:firstLine="720"/>
       </w:pPr>
       <w:r>
-        <w:t>-</w:t>
-      </w:r>
-      <w:r>
-        <w:t xml:space="preserve"> </w:t>
-      </w:r>
-      <w:r>
-        <w:t xml:space="preserve">Trong </w:t>
+        <w:t xml:space="preserve">- Trong </w:t>
       </w:r>
       <w:proofErr w:type="spellStart"/>
       <w:r>
@@ -9130,10 +8984,7 @@
         <w:ind w:firstLine="720"/>
       </w:pPr>
       <w:r>
-        <w:t>-</w:t>
-      </w:r>
-      <w:r>
-        <w:t xml:space="preserve"> </w:t>
+        <w:t xml:space="preserve">- </w:t>
       </w:r>
       <w:proofErr w:type="spellStart"/>
       <w:r>
@@ -9278,13 +9129,7 @@
         <w:ind w:firstLine="720"/>
       </w:pPr>
       <w:r>
-        <w:t>-</w:t>
-      </w:r>
-      <w:r>
-        <w:t xml:space="preserve"> </w:t>
-      </w:r>
-      <w:r>
-        <w:t xml:space="preserve">Khi </w:t>
+        <w:t xml:space="preserve">- Khi </w:t>
       </w:r>
       <w:proofErr w:type="spellStart"/>
       <w:r>
@@ -9837,9 +9682,12 @@
       </w:r>
       <w:proofErr w:type="spellStart"/>
       <w:r>
-        <w:t>phí:</w:t>
-      </w:r>
-      <w:proofErr w:type="spellEnd"/>
+        <w:t>phí</w:t>
+      </w:r>
+      <w:proofErr w:type="spellEnd"/>
+      <w:r>
+        <w:t>:</w:t>
+      </w:r>
     </w:p>
     <w:p>
       <w:pPr>
@@ -10193,10 +10041,7 @@
       </w:r>
       <w:proofErr w:type="spellEnd"/>
       <w:r>
-        <w:t>)</w:t>
-      </w:r>
-      <w:r>
-        <w:t>.</w:t>
+        <w:t>).</w:t>
       </w:r>
     </w:p>
     <w:p>
@@ -10238,10 +10083,7 @@
         <w:ind w:left="66"/>
       </w:pPr>
       <w:r>
-        <w:t xml:space="preserve">- </w:t>
-      </w:r>
-      <w:r>
-        <w:t xml:space="preserve">Thanh toán 100% </w:t>
+        <w:t xml:space="preserve">- Thanh toán 100% </w:t>
       </w:r>
       <w:proofErr w:type="spellStart"/>
       <w:r>
@@ -10277,9 +10119,12 @@
       </w:r>
       <w:proofErr w:type="spellStart"/>
       <w:r>
-        <w:t>khoản.</w:t>
-      </w:r>
-      <w:proofErr w:type="spellEnd"/>
+        <w:t>khoản</w:t>
+      </w:r>
+      <w:proofErr w:type="spellEnd"/>
+      <w:r>
+        <w:t>.</w:t>
+      </w:r>
     </w:p>
     <w:p>
       <w:pPr>
@@ -10287,10 +10132,7 @@
         <w:ind w:left="66"/>
       </w:pPr>
       <w:r>
-        <w:t xml:space="preserve">- </w:t>
-      </w:r>
-      <w:r>
-        <w:t xml:space="preserve">Thanh toán </w:t>
+        <w:t xml:space="preserve">- Thanh toán </w:t>
       </w:r>
       <w:proofErr w:type="spellStart"/>
       <w:r>
@@ -10508,14 +10350,7 @@
           <w:b/>
           <w:bCs/>
         </w:rPr>
-        <w:t>*</w:t>
-      </w:r>
-      <w:r>
-        <w:rPr>
-          <w:b/>
-          <w:bCs/>
-        </w:rPr>
-        <w:t xml:space="preserve"> </w:t>
+        <w:t xml:space="preserve">* </w:t>
       </w:r>
       <w:proofErr w:type="spellStart"/>
       <w:r>
@@ -10588,10 +10423,7 @@
         <w:ind w:firstLine="720"/>
       </w:pPr>
       <w:r>
-        <w:t>-</w:t>
-      </w:r>
-      <w:r>
-        <w:t xml:space="preserve"> </w:t>
+        <w:t xml:space="preserve">- </w:t>
       </w:r>
       <w:proofErr w:type="spellStart"/>
       <w:r>
@@ -10872,13 +10704,7 @@
         <w:ind w:firstLine="720"/>
       </w:pPr>
       <w:r>
-        <w:t>-</w:t>
-      </w:r>
-      <w:r>
-        <w:t xml:space="preserve"> </w:t>
-      </w:r>
-      <w:r>
-        <w:t xml:space="preserve">Khi </w:t>
+        <w:t xml:space="preserve">- Khi </w:t>
       </w:r>
       <w:proofErr w:type="spellStart"/>
       <w:r>
@@ -11055,10 +10881,7 @@
         <w:ind w:firstLine="720"/>
       </w:pPr>
       <w:r>
-        <w:t>-</w:t>
-      </w:r>
-      <w:r>
-        <w:t xml:space="preserve"> </w:t>
+        <w:t xml:space="preserve">- </w:t>
       </w:r>
       <w:proofErr w:type="spellStart"/>
       <w:r>
@@ -11282,21 +11105,7 @@
           <w:b/>
           <w:bCs/>
         </w:rPr>
-        <w:t>*</w:t>
-      </w:r>
-      <w:r>
-        <w:rPr>
-          <w:b/>
-          <w:bCs/>
-        </w:rPr>
-        <w:t xml:space="preserve"> </w:t>
-      </w:r>
-      <w:r>
-        <w:rPr>
-          <w:b/>
-          <w:bCs/>
-        </w:rPr>
-        <w:t xml:space="preserve">Thanh lý </w:t>
+        <w:t xml:space="preserve">* Thanh lý </w:t>
       </w:r>
       <w:proofErr w:type="spellStart"/>
       <w:r>
@@ -11330,13 +11139,7 @@
         <w:ind w:firstLine="720"/>
       </w:pPr>
       <w:r>
-        <w:t>-</w:t>
-      </w:r>
-      <w:r>
-        <w:t xml:space="preserve"> </w:t>
-      </w:r>
-      <w:r>
-        <w:t xml:space="preserve">Trường </w:t>
+        <w:t xml:space="preserve">- Trường </w:t>
       </w:r>
       <w:proofErr w:type="spellStart"/>
       <w:r>
@@ -11576,13 +11379,7 @@
         <w:ind w:firstLine="720"/>
       </w:pPr>
       <w:r>
-        <w:t>-</w:t>
-      </w:r>
-      <w:r>
-        <w:t xml:space="preserve"> </w:t>
-      </w:r>
-      <w:r>
-        <w:t xml:space="preserve">Hai </w:t>
+        <w:t xml:space="preserve">- Hai </w:t>
       </w:r>
       <w:proofErr w:type="spellStart"/>
       <w:r>
@@ -11671,13 +11468,7 @@
         <w:ind w:firstLine="720"/>
       </w:pPr>
       <w:r>
-        <w:t>-</w:t>
-      </w:r>
-      <w:r>
-        <w:t xml:space="preserve"> </w:t>
-      </w:r>
-      <w:r>
-        <w:t xml:space="preserve">Thành </w:t>
+        <w:t xml:space="preserve">- Thành </w:t>
       </w:r>
       <w:proofErr w:type="spellStart"/>
       <w:r>
@@ -11854,10 +11645,7 @@
         <w:ind w:firstLine="720"/>
       </w:pPr>
       <w:r>
-        <w:t>-</w:t>
-      </w:r>
-      <w:r>
-        <w:t xml:space="preserve"> </w:t>
+        <w:t xml:space="preserve">- </w:t>
       </w:r>
       <w:proofErr w:type="spellStart"/>
       <w:r>
@@ -12659,14 +12447,6 @@
         <w:t>.</w:t>
       </w:r>
     </w:p>
-    <w:p>
-      <w:pPr>
-        <w:spacing w:after="0" w:line="276" w:lineRule="auto"/>
-      </w:pPr>
-    </w:p>
-    <w:p/>
-    <w:p/>
-    <w:p/>
     <w:tbl>
       <w:tblPr>
         <w:tblStyle w:val="TableGrid"/>
@@ -12703,7 +12483,6 @@
                 <w:b/>
                 <w:bCs/>
               </w:rPr>
-              <w:lastRenderedPageBreak/>
               <w:t>ĐẠI DIỆN BÊN A</w:t>
             </w:r>
           </w:p>
@@ -12744,27 +12523,7 @@
                 <w:sz w:val="22"/>
                 <w:szCs w:val="22"/>
               </w:rPr>
-              <w:t xml:space="preserve"> </w:t>
-            </w:r>
-            <w:proofErr w:type="spellStart"/>
-            <w:r>
-              <w:rPr>
-                <w:i/>
-                <w:iCs/>
-                <w:sz w:val="22"/>
-                <w:szCs w:val="22"/>
-              </w:rPr>
-              <w:t>tên</w:t>
-            </w:r>
-            <w:proofErr w:type="spellEnd"/>
-            <w:r>
-              <w:rPr>
-                <w:i/>
-                <w:iCs/>
-                <w:sz w:val="22"/>
-                <w:szCs w:val="22"/>
-              </w:rPr>
-              <w:t xml:space="preserve">, </w:t>
+              <w:t xml:space="preserve"> tên, </w:t>
             </w:r>
             <w:proofErr w:type="spellStart"/>
             <w:r>
@@ -12989,7 +12748,7 @@
     <w:p/>
     <w:sectPr>
       <w:pgSz w:w="11907" w:h="16840" w:code="9"/>
-      <w:pgMar w:top="1134" w:right="1134" w:bottom="1134" w:left="1701" w:header="720" w:footer="720" w:gutter="0"/>
+      <w:pgMar w:top="1134" w:right="1134" w:bottom="709" w:left="1701" w:header="720" w:footer="720" w:gutter="0"/>
       <w:cols w:space="720"/>
       <w:docGrid w:linePitch="360"/>
     </w:sectPr>

--- a/templates/CBB_cong_ty_hop_dong.docx
+++ b/templates/CBB_cong_ty_hop_dong.docx
@@ -390,7 +390,13 @@
         <w:t xml:space="preserve">Địa chỉ: </w:t>
       </w:r>
       <w:r>
-        <w:t>{{diaChiHienNay}}</w:t>
+        <w:t>{{</w:t>
+      </w:r>
+      <w:r>
+        <w:t>diaChiDoanhNghiep</w:t>
+      </w:r>
+      <w:r>
+        <w:t>}}</w:t>
       </w:r>
     </w:p>
     <w:p>

--- a/templates/CBB_cong_ty_hop_dong.docx
+++ b/templates/CBB_cong_ty_hop_dong.docx
@@ -298,7 +298,13 @@
         <w:spacing w:after="0" w:line="276" w:lineRule="auto"/>
       </w:pPr>
       <w:r>
-        <w:t>Đại diện: {{nguoiDaiDienDonViHTX}}</w:t>
+        <w:t>Đại diện: {{</w:t>
+      </w:r>
+      <w:r>
+        <w:t>nguoiDaiDienKyTen</w:t>
+      </w:r>
+      <w:r>
+        <w:t>}}</w:t>
       </w:r>
       <w:r>
         <w:tab/>
@@ -1198,7 +1204,21 @@
                 <w:b/>
                 <w:bCs/>
               </w:rPr>
-              <w:t>NGUYỄN THÚY DIỄM</w:t>
+              <w:t>{{</w:t>
+            </w:r>
+            <w:r>
+              <w:rPr>
+                <w:b/>
+                <w:bCs/>
+              </w:rPr>
+              <w:t>nguoiDaiDienKyTen</w:t>
+            </w:r>
+            <w:r>
+              <w:rPr>
+                <w:b/>
+                <w:bCs/>
+              </w:rPr>
+              <w:t>}}</w:t>
             </w:r>
           </w:p>
         </w:tc>
